--- a/public/templates/pan-undertaking.docx
+++ b/public/templates/pan-undertaking.docx
@@ -118,7 +118,7 @@
           <w:szCs w:val="24"/>
           <w:lang w:bidi="en-US"/>
         </w:rPr>
-        <w:t xml:space="preserve">, Son of </w:t>
+        <w:t xml:space="preserve">, {RELATION_OF} </w:t>
       </w:r>
       <w:r>
         <w:rPr>
